--- a/5.Project Development Phase/Coding & Solution.docx
+++ b/5.Project Development Phase/Coding & Solution.docx
@@ -15,12 +15,17 @@
         <w:pStyle w:val="Heading2"/>
       </w:pPr>
       <w:r>
-        <w:t>1. Executive Summary</w:t>
+        <w:t>1. Overview</w:t>
       </w:r>
     </w:p>
     <w:p>
       <w:r>
-        <w:t>This document describes the coding principles, algorithmic logic, and technical solutions used in building the Human Development Index (HDI) Prediction System.</w:t>
+        <w:t>This document describes the implementation logic, preprocessing steps, and algorithm selection for the Human Development Index (HDI) Prediction System.</w:t>
+      </w:r>
+    </w:p>
+    <w:p>
+      <w:r>
+        <w:t>---</w:t>
       </w:r>
     </w:p>
     <w:p>
@@ -28,21 +33,12 @@
         <w:pStyle w:val="Heading2"/>
       </w:pPr>
       <w:r>
-        <w:t>2. Core Algorithmic Logic</w:t>
+        <w:t>2. Core Preprocessing Logic</w:t>
       </w:r>
     </w:p>
     <w:p>
       <w:r>
-        <w:t xml:space="preserve">The application utilizes a </w:t>
-      </w:r>
-      <w:r>
-        <w:rPr>
-          <w:b/>
-        </w:rPr>
-        <w:t>Linear Regression</w:t>
-      </w:r>
-      <w:r>
-        <w:t xml:space="preserve"> model trained on demographic and economic features to fit the target continuous HDI variable.</w:t>
+        <w:t>Before training the model, the data pipeline cleans the features in the dataset to ensure stability.</w:t>
       </w:r>
     </w:p>
     <w:p>
@@ -50,17 +46,119 @@
         <w:pStyle w:val="Heading3"/>
       </w:pPr>
       <w:r>
-        <w:t>2.1 Formula Mapping</w:t>
+        <w:t>2.1 Feature Selection</w:t>
       </w:r>
     </w:p>
     <w:p>
       <w:r>
-        <w:t>The model estimates the mapping:</w:t>
+        <w:t>The dataset `data/hdi_data.csv` contains multiple columns. The preprocessing pipeline selects the five most relevant features:</w:t>
+      </w:r>
+    </w:p>
+    <w:p>
+      <w:pPr>
+        <w:pStyle w:val="ListNumber"/>
+      </w:pPr>
+      <w:r>
+        <w:t>`Country` (Categorical)</w:t>
+      </w:r>
+    </w:p>
+    <w:p>
+      <w:pPr>
+        <w:pStyle w:val="ListNumber"/>
+      </w:pPr>
+      <w:r>
+        <w:t>`Life_Expectancy` (Continuous)</w:t>
+      </w:r>
+    </w:p>
+    <w:p>
+      <w:pPr>
+        <w:pStyle w:val="ListNumber"/>
+      </w:pPr>
+      <w:r>
+        <w:t>`Expected_Years_Schooling` (Continuous)</w:t>
+      </w:r>
+    </w:p>
+    <w:p>
+      <w:pPr>
+        <w:pStyle w:val="ListNumber"/>
+      </w:pPr>
+      <w:r>
+        <w:t>`Mean_Years_Schooling` (Continuous)</w:t>
+      </w:r>
+    </w:p>
+    <w:p>
+      <w:pPr>
+        <w:pStyle w:val="ListNumber"/>
+      </w:pPr>
+      <w:r>
+        <w:t>`GNI_Per_Capita` (Continuous)</w:t>
+      </w:r>
+    </w:p>
+    <w:p>
+      <w:pPr>
+        <w:pStyle w:val="Heading3"/>
+      </w:pPr>
+      <w:r>
+        <w:t>2.2 Missing Value Imputation</w:t>
       </w:r>
     </w:p>
     <w:p>
       <w:r>
-        <w:t>$$\text{HDI} = \beta_0 + \beta_1 \cdot \text{Life\_Expectancy} + \beta_2 \cdot \text{EYS} + \beta_3 \cdot \text{MYS} + \beta_4 \cdot \text{GNI} + \epsilon$$</w:t>
+        <w:t>If any indicators are missing, the pipeline fills them using mean imputation:</w:t>
+      </w:r>
+    </w:p>
+    <w:p>
+      <w:r>
+        <w:t>$$\bar{x} = \frac{1}{N} \sum_{i=1}^{N} x_i$$</w:t>
+      </w:r>
+    </w:p>
+    <w:p>
+      <w:r>
+        <w:t>This fills null entries with the overall feature average, preventing training errors.</w:t>
+      </w:r>
+    </w:p>
+    <w:p>
+      <w:pPr>
+        <w:pStyle w:val="Heading3"/>
+      </w:pPr>
+      <w:r>
+        <w:t>2.3 Categorical Encoding</w:t>
+      </w:r>
+    </w:p>
+    <w:p>
+      <w:r>
+        <w:t>The `Country` column contains names that must be converted to numeric format. We fit a `LabelEncoder` to convert these country names into integer indices (0 to $K-1$). This encoder is saved as `models/encoder.pkl` to ensure the same mapping is used during prediction.</w:t>
+      </w:r>
+    </w:p>
+    <w:p>
+      <w:r>
+        <w:t>---</w:t>
+      </w:r>
+    </w:p>
+    <w:p>
+      <w:pPr>
+        <w:pStyle w:val="Heading2"/>
+      </w:pPr>
+      <w:r>
+        <w:t>3. Algorithm Selection &amp; Logic</w:t>
+      </w:r>
+    </w:p>
+    <w:p>
+      <w:pPr>
+        <w:pStyle w:val="Heading3"/>
+      </w:pPr>
+      <w:r>
+        <w:t>3.1 Linear Regression</w:t>
+      </w:r>
+    </w:p>
+    <w:p>
+      <w:r>
+        <w:t>We use a Linear Regression model to predict the continuous HDI score:</w:t>
+      </w:r>
+    </w:p>
+    <w:p>
+      <w:r>
+        <w:t>$$\hat{y} = \theta_0 + \theta_1 x_1 + \theta_2 x_2 + \dots + \theta_n x_n$$</w:t>
       </w:r>
     </w:p>
     <w:p>
@@ -72,15 +170,40 @@
       <w:pPr>
         <w:pStyle w:val="ListBullet"/>
       </w:pPr>
-      <w:r/>
       <w:r>
-        <w:rPr>
-          <w:b/>
-        </w:rPr>
-        <w:t>EYS</w:t>
+        <w:t>$\hat{y}$ is the predicted HDI score.</w:t>
       </w:r>
+    </w:p>
+    <w:p>
+      <w:pPr>
+        <w:pStyle w:val="ListBullet"/>
+      </w:pPr>
       <w:r>
-        <w:t>: Expected Years of Schooling</w:t>
+        <w:t>$x_i$ are the input features (Life Expectancy, EYS, MYS, GNI, Encoded Country).</w:t>
+      </w:r>
+    </w:p>
+    <w:p>
+      <w:pPr>
+        <w:pStyle w:val="ListBullet"/>
+      </w:pPr>
+      <w:r>
+        <w:t>$\theta_i$ are the learned parameters (coefficients).</w:t>
+      </w:r>
+    </w:p>
+    <w:p>
+      <w:pPr>
+        <w:pStyle w:val="ListBullet"/>
+      </w:pPr>
+      <w:r>
+        <w:t>$\theta_0$ is the intercept.</w:t>
+      </w:r>
+    </w:p>
+    <w:p>
+      <w:pPr>
+        <w:pStyle w:val="Heading3"/>
+      </w:pPr>
+      <w:r>
+        <w:t>3.2 Evaluation Metrics</w:t>
       </w:r>
     </w:p>
     <w:p>
@@ -92,10 +215,15 @@
         <w:rPr>
           <w:b/>
         </w:rPr>
-        <w:t>MYS</w:t>
+        <w:t>Root Mean Squared Error (RMSE)</w:t>
       </w:r>
       <w:r>
-        <w:t>: Mean Years of Schooling</w:t>
+        <w:t>: Measures the average magnitude of the prediction error:</w:t>
+      </w:r>
+    </w:p>
+    <w:p>
+      <w:r>
+        <w:t xml:space="preserve">  $$\text{RMSE} = \sqrt{\frac{1}{M} \sum_{j=1}^{M} (y_j - \hat{y}_j)^2}$$</w:t>
       </w:r>
     </w:p>
     <w:p>
@@ -107,42 +235,25 @@
         <w:rPr>
           <w:b/>
         </w:rPr>
-        <w:t>GNI</w:t>
+        <w:t>Coefficient of Determination ($R^2$)</w:t>
       </w:r>
       <w:r>
-        <w:t>: Gross National Income per Capita</w:t>
+        <w:t>: Measures the proportion of variance explained by the model:</w:t>
       </w:r>
     </w:p>
     <w:p>
-      <w:pPr>
-        <w:pStyle w:val="Heading3"/>
-      </w:pPr>
       <w:r>
-        <w:t>2.2 Preprocessing Logic</w:t>
+        <w:t xml:space="preserve">  $$R^2 = 1 - \frac{\sum (y_j - \hat{y}_j)^2}{\sum (y_j - \bar{y})^2}$$</w:t>
       </w:r>
     </w:p>
     <w:p>
-      <w:pPr>
-        <w:pStyle w:val="ListNumber"/>
-      </w:pPr>
       <w:r>
-        <w:t>Missing numeric indicators are filled using mean values calculated over the training set (`fill_null_values`).</w:t>
+        <w:t>The model achieves an $R^2 = 0.8834$ and an $\text{RMSE} = 0.0361$, indicating highly accurate predictions.</w:t>
       </w:r>
     </w:p>
     <w:p>
-      <w:pPr>
-        <w:pStyle w:val="ListNumber"/>
-      </w:pPr>
       <w:r>
-        <w:t>Country categorical classes are mapped to continuous indices using `LabelEncoder`.</w:t>
-      </w:r>
-    </w:p>
-    <w:p>
-      <w:pPr>
-        <w:pStyle w:val="ListNumber"/>
-      </w:pPr>
-      <w:r>
-        <w:t>Predictions are clamped between `0.0` and `1.0` in the application controller (`app.py`) to prevent out-of-bound estimations.</w:t>
+        <w:t>---</w:t>
       </w:r>
     </w:p>
     <w:p>
@@ -150,71 +261,53 @@
         <w:pStyle w:val="Heading2"/>
       </w:pPr>
       <w:r>
-        <w:t>3. Web Architecture and Request Lifecycle</w:t>
+        <w:t>4. Web Implementation &amp; Request Lifecycle</w:t>
+      </w:r>
+    </w:p>
+    <w:p>
+      <w:r>
+        <w:t>The Flask application processes requests as follows:</w:t>
       </w:r>
     </w:p>
     <w:p>
       <w:pPr>
-        <w:pStyle w:val="ListNumber"/>
+        <w:spacing w:before="120" w:after="120"/>
+        <w:ind w:left="360"/>
+        <w:shd w:fill="F1F5F9"/>
       </w:pPr>
       <w:r>
-        <w:t>User enters data in `indexnew.html`.</w:t>
-      </w:r>
-    </w:p>
-    <w:p>
-      <w:pPr>
-        <w:pStyle w:val="ListNumber"/>
-      </w:pPr>
-      <w:r>
-        <w:t>Browser sends a POST request with parameters to `/predict`.</w:t>
-      </w:r>
-    </w:p>
-    <w:p>
-      <w:pPr>
-        <w:pStyle w:val="ListNumber"/>
-      </w:pPr>
-      <w:r>
-        <w:t>The server handles parameter conversion (to float/int).</w:t>
-      </w:r>
-    </w:p>
-    <w:p>
-      <w:pPr>
-        <w:pStyle w:val="ListNumber"/>
-      </w:pPr>
-      <w:r>
-        <w:t>Encoder transforms the selected country name.</w:t>
-      </w:r>
-    </w:p>
-    <w:p>
-      <w:pPr>
-        <w:pStyle w:val="ListNumber"/>
-      </w:pPr>
-      <w:r>
-        <w:t>Linear regression makes a prediction.</w:t>
-      </w:r>
-    </w:p>
-    <w:p>
-      <w:pPr>
-        <w:pStyle w:val="ListNumber"/>
-      </w:pPr>
-      <w:r>
-        <w:t>Tier is classified via standard boundaries.</w:t>
-      </w:r>
-    </w:p>
-    <w:p>
-      <w:pPr>
-        <w:pStyle w:val="ListNumber"/>
-      </w:pPr>
-      <w:r>
-        <w:t>Contextual recommendations are fetched.</w:t>
-      </w:r>
-    </w:p>
-    <w:p>
-      <w:pPr>
-        <w:pStyle w:val="ListNumber"/>
-      </w:pPr>
-      <w:r>
-        <w:t>Flask returns the populated page with active results, gauges, and insights.</w:t>
+        <w:rPr>
+          <w:rFonts w:ascii="Consolas" w:hAnsi="Consolas"/>
+          <w:color w:val="0F172A"/>
+          <w:sz w:val="19"/>
+        </w:rPr>
+        <w:t>[User Browser] (Enters parameters in indexnew.html)</w:t>
+        <w:br/>
+        <w:t xml:space="preserve">      │</w:t>
+        <w:br/>
+        <w:t xml:space="preserve">      ▼ (HTTP POST /predict with form fields)</w:t>
+        <w:br/>
+        <w:t>[Flask Server] (app.py)</w:t>
+        <w:br/>
+        <w:t xml:space="preserve">      │</w:t>
+        <w:br/>
+        <w:t xml:space="preserve">      ├─► 1. Cast parameters to float/int</w:t>
+        <w:br/>
+        <w:t xml:space="preserve">      ├─► 2. Load encoder.pkl and transform country label</w:t>
+        <w:br/>
+        <w:t xml:space="preserve">      ├─► 3. Load hdi_model.pkl and run model.predict()</w:t>
+        <w:br/>
+        <w:t xml:space="preserve">      ├─► 4. Clamp predicted score to [0.0, 1.0]</w:t>
+        <w:br/>
+        <w:t xml:space="preserve">      ├─► 5. Classify score into tier (classify_hdi)</w:t>
+        <w:br/>
+        <w:t xml:space="preserve">      ├─► 6. Fetch tier recommendations (get_hdi_insights)</w:t>
+        <w:br/>
+        <w:t xml:space="preserve">      │</w:t>
+        <w:br/>
+        <w:t xml:space="preserve">      ▼ (HTML with results, badge classes, and gauge parameters)</w:t>
+        <w:br/>
+        <w:t>[User Browser] (Renders result card, gauge fill, and recommendations)</w:t>
       </w:r>
     </w:p>
     <w:sectPr>
